--- a/Coding 1 - year/Unit 1 - Intro to Programming/Daily Lesson Plans/Word/Day 17.docx
+++ b/Coding 1 - year/Unit 1 - Intro to Programming/Daily Lesson Plans/Word/Day 17.docx
@@ -50,12 +50,15 @@
               </w:rPr>
               <w:t xml:space="preserve">Coding I — Full Year</w:t>
             </w:r>
-          </w:p>
-          <w:p>
-            <w:pPr>
-              <w:spacing w:before="40"/>
-              <w:jc w:val="center"/>
-            </w:pPr>
+            <w:r>
+              <w:rPr>
+                <w:rFonts w:ascii="Arial" w:cs="Arial" w:eastAsia="Arial" w:hAnsi="Arial"/>
+                <w:sz w:val="16"/>
+                <w:szCs w:val="16"/>
+              </w:rPr>
+              <w:br/>
+              <w:t xml:space="preserve"/>
+            </w:r>
             <w:r>
               <w:rPr>
                 <w:rFonts w:ascii="Arial" w:cs="Arial" w:eastAsia="Arial" w:hAnsi="Arial"/>
@@ -83,7 +86,7 @@
           <w:rFonts w:ascii="Arial" w:cs="Arial" w:eastAsia="Arial" w:hAnsi="Arial"/>
           <w:b/>
           <w:bCs/>
-          <w:color w:val="1F3864"/>
+          <w:color w:val="2B5797"/>
           <w:sz w:val="32"/>
           <w:szCs w:val="32"/>
         </w:rPr>
@@ -261,9 +264,9 @@
               <w:right w:val="single" w:color="CCCCCC" w:sz="1"/>
             </w:tcBorders>
             <w:tcMar>
-              <w:top w:type="dxa" w:w="60"/>
+              <w:top w:type="dxa" w:w="80"/>
               <w:left w:type="dxa" w:w="120"/>
-              <w:bottom w:type="dxa" w:w="60"/>
+              <w:bottom w:type="dxa" w:w="80"/>
               <w:right w:type="dxa" w:w="120"/>
             </w:tcMar>
           </w:tcPr>
@@ -290,20 +293,213 @@
               <w:right w:val="single" w:color="CCCCCC" w:sz="1"/>
             </w:tcBorders>
             <w:tcMar>
-              <w:top w:type="dxa" w:w="60"/>
+              <w:top w:type="dxa" w:w="80"/>
               <w:left w:type="dxa" w:w="120"/>
-              <w:bottom w:type="dxa" w:w="60"/>
+              <w:bottom w:type="dxa" w:w="80"/>
               <w:right w:type="dxa" w:w="120"/>
             </w:tcMar>
           </w:tcPr>
           <w:p>
-            <w:r>
-              <w:rPr>
-                <w:rFonts w:ascii="Arial" w:cs="Arial" w:eastAsia="Arial" w:hAnsi="Arial"/>
-                <w:sz w:val="20"/>
-                <w:szCs w:val="20"/>
+            <w:pPr>
+              <w:spacing w:after="80" w:before="80"/>
+            </w:pPr>
+            <w:r>
+              <w:rPr>
+                <w:rFonts w:ascii="Arial" w:cs="Arial" w:eastAsia="Arial" w:hAnsi="Arial"/>
+                <w:b/>
+                <w:bCs/>
+                <w:i w:val="false"/>
+                <w:iCs w:val="false"/>
+                <w:color w:val="000000"/>
+                <w:sz w:val="22"/>
+                <w:szCs w:val="22"/>
               </w:rPr>
               <w:t xml:space="preserve">Bell Ringer / Review</w:t>
+            </w:r>
+            <w:r>
+              <w:rPr>
+                <w:rFonts w:ascii="Arial" w:cs="Arial" w:eastAsia="Arial" w:hAnsi="Arial"/>
+                <w:sz w:val="20"/>
+                <w:szCs w:val="20"/>
+              </w:rPr>
+              <w:br/>
+              <w:t xml:space="preserve"/>
+            </w:r>
+            <w:r>
+              <w:rPr>
+                <w:rFonts w:ascii="Arial" w:cs="Arial" w:eastAsia="Arial" w:hAnsi="Arial"/>
+                <w:sz w:val="20"/>
+                <w:szCs w:val="20"/>
+              </w:rPr>
+              <w:br/>
+              <w:t xml:space="preserve"/>
+            </w:r>
+            <w:r>
+              <w:rPr>
+                <w:rFonts w:ascii="Arial" w:cs="Arial" w:eastAsia="Arial" w:hAnsi="Arial"/>
+                <w:b/>
+                <w:bCs/>
+                <w:i w:val="false"/>
+                <w:iCs w:val="false"/>
+                <w:color w:val="000000"/>
+                <w:sz w:val="20"/>
+                <w:szCs w:val="20"/>
+              </w:rPr>
+              <w:t xml:space="preserve">Quick Write </w:t>
+            </w:r>
+            <w:r>
+              <w:rPr>
+                <w:rFonts w:ascii="Arial" w:cs="Arial" w:eastAsia="Arial" w:hAnsi="Arial"/>
+                <w:b w:val="false"/>
+                <w:bCs w:val="false"/>
+                <w:i w:val="false"/>
+                <w:iCs w:val="false"/>
+                <w:color w:val="000000"/>
+                <w:sz w:val="20"/>
+                <w:szCs w:val="20"/>
+              </w:rPr>
+              <w:t xml:space="preserve">(3 min — written or verbal):</w:t>
+            </w:r>
+            <w:r>
+              <w:rPr>
+                <w:rFonts w:ascii="Arial" w:cs="Arial" w:eastAsia="Arial" w:hAnsi="Arial"/>
+                <w:sz w:val="20"/>
+                <w:szCs w:val="20"/>
+              </w:rPr>
+              <w:br/>
+              <w:t xml:space="preserve"/>
+            </w:r>
+            <w:r>
+              <w:rPr>
+                <w:rFonts w:ascii="Arial" w:cs="Arial" w:eastAsia="Arial" w:hAnsi="Arial"/>
+                <w:b w:val="false"/>
+                <w:bCs w:val="false"/>
+                <w:i w:val="false"/>
+                <w:iCs w:val="false"/>
+                <w:color w:val="000000"/>
+                <w:sz w:val="20"/>
+                <w:szCs w:val="20"/>
+              </w:rPr>
+              <w:t xml:space="preserve">    Can you identify and fix common syntax errors and type errors in Python?</w:t>
+            </w:r>
+            <w:r>
+              <w:rPr>
+                <w:rFonts w:ascii="Arial" w:cs="Arial" w:eastAsia="Arial" w:hAnsi="Arial"/>
+                <w:sz w:val="20"/>
+                <w:szCs w:val="20"/>
+              </w:rPr>
+              <w:br/>
+              <w:t xml:space="preserve"/>
+            </w:r>
+            <w:r>
+              <w:rPr>
+                <w:rFonts w:ascii="Arial" w:cs="Arial" w:eastAsia="Arial" w:hAnsi="Arial"/>
+                <w:sz w:val="20"/>
+                <w:szCs w:val="20"/>
+              </w:rPr>
+              <w:br/>
+              <w:t xml:space="preserve"/>
+            </w:r>
+            <w:r>
+              <w:rPr>
+                <w:rFonts w:ascii="Arial" w:cs="Arial" w:eastAsia="Arial" w:hAnsi="Arial"/>
+                <w:b/>
+                <w:bCs/>
+                <w:i w:val="false"/>
+                <w:iCs w:val="false"/>
+                <w:color w:val="000000"/>
+                <w:sz w:val="20"/>
+                <w:szCs w:val="20"/>
+              </w:rPr>
+              <w:t xml:space="preserve">Vocabulary Preview — </w:t>
+            </w:r>
+            <w:r>
+              <w:rPr>
+                <w:rFonts w:ascii="Arial" w:cs="Arial" w:eastAsia="Arial" w:hAnsi="Arial"/>
+                <w:b w:val="false"/>
+                <w:bCs w:val="false"/>
+                <w:i w:val="false"/>
+                <w:iCs w:val="false"/>
+                <w:color w:val="000000"/>
+                <w:sz w:val="20"/>
+                <w:szCs w:val="20"/>
+              </w:rPr>
+              <w:t xml:space="preserve">terms we'll use today:</w:t>
+            </w:r>
+            <w:r>
+              <w:rPr>
+                <w:rFonts w:ascii="Arial" w:cs="Arial" w:eastAsia="Arial" w:hAnsi="Arial"/>
+                <w:sz w:val="20"/>
+                <w:szCs w:val="20"/>
+              </w:rPr>
+              <w:br/>
+              <w:t xml:space="preserve"/>
+            </w:r>
+            <w:r>
+              <w:rPr>
+                <w:rFonts w:ascii="Arial" w:cs="Arial" w:eastAsia="Arial" w:hAnsi="Arial"/>
+                <w:b w:val="false"/>
+                <w:bCs w:val="false"/>
+                <w:i w:val="false"/>
+                <w:iCs w:val="false"/>
+                <w:color w:val="000000"/>
+                <w:sz w:val="20"/>
+                <w:szCs w:val="20"/>
+              </w:rPr>
+              <w:t xml:space="preserve">    • Syntax Errors   •   Type Errors   •   Logic Errors   •   Reading error messages</w:t>
+            </w:r>
+            <w:r>
+              <w:rPr>
+                <w:rFonts w:ascii="Arial" w:cs="Arial" w:eastAsia="Arial" w:hAnsi="Arial"/>
+                <w:sz w:val="20"/>
+                <w:szCs w:val="20"/>
+              </w:rPr>
+              <w:br/>
+              <w:t xml:space="preserve"/>
+            </w:r>
+            <w:r>
+              <w:rPr>
+                <w:rFonts w:ascii="Arial" w:cs="Arial" w:eastAsia="Arial" w:hAnsi="Arial"/>
+                <w:sz w:val="20"/>
+                <w:szCs w:val="20"/>
+              </w:rPr>
+              <w:br/>
+              <w:t xml:space="preserve"/>
+            </w:r>
+            <w:r>
+              <w:rPr>
+                <w:rFonts w:ascii="Arial" w:cs="Arial" w:eastAsia="Arial" w:hAnsi="Arial"/>
+                <w:b w:val="false"/>
+                <w:bCs w:val="false"/>
+                <w:i/>
+                <w:iCs/>
+                <w:color w:val="444444"/>
+                <w:sz w:val="20"/>
+                <w:szCs w:val="20"/>
+              </w:rPr>
+              <w:t xml:space="preserve">Today's Goal: By the end of class you will be able to identify and fix common syntax errors and type errors in Python.</w:t>
+            </w:r>
+            <w:r>
+              <w:rPr>
+                <w:rFonts w:ascii="Arial" w:cs="Arial" w:eastAsia="Arial" w:hAnsi="Arial"/>
+                <w:sz w:val="20"/>
+                <w:szCs w:val="20"/>
+              </w:rPr>
+              <w:br/>
+              <w:t xml:space="preserve"/>
+            </w:r>
+            <w:r>
+              <w:rPr>
+                <w:rFonts w:ascii="Arial" w:cs="Arial" w:eastAsia="Arial" w:hAnsi="Arial"/>
+                <w:b w:val="false"/>
+                <w:bCs w:val="false"/>
+                <w:i/>
+                <w:iCs/>
+                <w:color w:val="555555"/>
+                <w:sz w:val="20"/>
+                <w:szCs w:val="20"/>
+              </w:rPr>
+              <w:t xml:space="preserve">→ Pair-share your response, then 2–3 students share with the class.</w:t>
             </w:r>
           </w:p>
         </w:tc>
@@ -319,9 +515,9 @@
               <w:right w:val="single" w:color="CCCCCC" w:sz="1"/>
             </w:tcBorders>
             <w:tcMar>
-              <w:top w:type="dxa" w:w="60"/>
+              <w:top w:type="dxa" w:w="80"/>
               <w:left w:type="dxa" w:w="120"/>
-              <w:bottom w:type="dxa" w:w="60"/>
+              <w:bottom w:type="dxa" w:w="80"/>
               <w:right w:type="dxa" w:w="120"/>
             </w:tcMar>
           </w:tcPr>
@@ -348,20 +544,468 @@
               <w:right w:val="single" w:color="CCCCCC" w:sz="1"/>
             </w:tcBorders>
             <w:tcMar>
-              <w:top w:type="dxa" w:w="60"/>
+              <w:top w:type="dxa" w:w="80"/>
               <w:left w:type="dxa" w:w="120"/>
-              <w:bottom w:type="dxa" w:w="60"/>
+              <w:bottom w:type="dxa" w:w="80"/>
               <w:right w:type="dxa" w:w="120"/>
             </w:tcMar>
           </w:tcPr>
           <w:p>
-            <w:r>
-              <w:rPr>
-                <w:rFonts w:ascii="Arial" w:cs="Arial" w:eastAsia="Arial" w:hAnsi="Arial"/>
-                <w:sz w:val="20"/>
-                <w:szCs w:val="20"/>
-              </w:rPr>
-              <w:t xml:space="preserve">Mini Lesson: Debugging Intro — Syntax Errors &amp; Reading Error Messages</w:t>
+            <w:pPr>
+              <w:spacing w:after="80" w:before="80"/>
+            </w:pPr>
+            <w:r>
+              <w:rPr>
+                <w:rFonts w:ascii="Arial" w:cs="Arial" w:eastAsia="Arial" w:hAnsi="Arial"/>
+                <w:b/>
+                <w:bCs/>
+                <w:i w:val="false"/>
+                <w:iCs w:val="false"/>
+                <w:color w:val="000000"/>
+                <w:sz w:val="22"/>
+                <w:szCs w:val="22"/>
+              </w:rPr>
+              <w:t xml:space="preserve">Mini Lesson: </w:t>
+            </w:r>
+            <w:r>
+              <w:rPr>
+                <w:rFonts w:ascii="Arial" w:cs="Arial" w:eastAsia="Arial" w:hAnsi="Arial"/>
+                <w:b w:val="false"/>
+                <w:bCs w:val="false"/>
+                <w:i w:val="false"/>
+                <w:iCs w:val="false"/>
+                <w:color w:val="000000"/>
+                <w:sz w:val="22"/>
+                <w:szCs w:val="22"/>
+              </w:rPr>
+              <w:t xml:space="preserve">Debugging Intro — Syntax Errors &amp; Reading Error Messages</w:t>
+            </w:r>
+            <w:r>
+              <w:rPr>
+                <w:rFonts w:ascii="Arial" w:cs="Arial" w:eastAsia="Arial" w:hAnsi="Arial"/>
+                <w:sz w:val="20"/>
+                <w:szCs w:val="20"/>
+              </w:rPr>
+              <w:br/>
+              <w:t xml:space="preserve"/>
+            </w:r>
+            <w:r>
+              <w:rPr>
+                <w:rFonts w:ascii="Arial" w:cs="Arial" w:eastAsia="Arial" w:hAnsi="Arial"/>
+                <w:sz w:val="20"/>
+                <w:szCs w:val="20"/>
+              </w:rPr>
+              <w:br/>
+              <w:t xml:space="preserve"/>
+            </w:r>
+            <w:r>
+              <w:rPr>
+                <w:rFonts w:ascii="Arial" w:cs="Arial" w:eastAsia="Arial" w:hAnsi="Arial"/>
+                <w:b/>
+                <w:bCs/>
+                <w:i/>
+                <w:iCs/>
+                <w:color w:val="000000"/>
+                <w:sz w:val="20"/>
+                <w:szCs w:val="20"/>
+              </w:rPr>
+              <w:t xml:space="preserve">Learning Target: </w:t>
+            </w:r>
+            <w:r>
+              <w:rPr>
+                <w:rFonts w:ascii="Arial" w:cs="Arial" w:eastAsia="Arial" w:hAnsi="Arial"/>
+                <w:b w:val="false"/>
+                <w:bCs w:val="false"/>
+                <w:i/>
+                <w:iCs/>
+                <w:color w:val="333333"/>
+                <w:sz w:val="20"/>
+                <w:szCs w:val="20"/>
+              </w:rPr>
+              <w:t xml:space="preserve">I can identify and fix common syntax errors and type errors in Python.</w:t>
+            </w:r>
+            <w:r>
+              <w:rPr>
+                <w:rFonts w:ascii="Arial" w:cs="Arial" w:eastAsia="Arial" w:hAnsi="Arial"/>
+                <w:sz w:val="20"/>
+                <w:szCs w:val="20"/>
+              </w:rPr>
+              <w:br/>
+              <w:t xml:space="preserve"/>
+            </w:r>
+            <w:r>
+              <w:rPr>
+                <w:rFonts w:ascii="Arial" w:cs="Arial" w:eastAsia="Arial" w:hAnsi="Arial"/>
+                <w:sz w:val="20"/>
+                <w:szCs w:val="20"/>
+              </w:rPr>
+              <w:br/>
+              <w:t xml:space="preserve"/>
+            </w:r>
+            <w:r>
+              <w:rPr>
+                <w:rFonts w:ascii="Arial" w:cs="Arial" w:eastAsia="Arial" w:hAnsi="Arial"/>
+                <w:b w:val="false"/>
+                <w:bCs w:val="false"/>
+                <w:i w:val="false"/>
+                <w:iCs w:val="false"/>
+                <w:color w:val="000000"/>
+                <w:sz w:val="20"/>
+                <w:szCs w:val="20"/>
+              </w:rPr>
+              <w:t xml:space="preserve">Debugging is the process of finding and fixing errors in code. There are three main types of errors:</w:t>
+            </w:r>
+            <w:r>
+              <w:rPr>
+                <w:rFonts w:ascii="Arial" w:cs="Arial" w:eastAsia="Arial" w:hAnsi="Arial"/>
+                <w:sz w:val="20"/>
+                <w:szCs w:val="20"/>
+              </w:rPr>
+              <w:br/>
+              <w:t xml:space="preserve"/>
+            </w:r>
+            <w:r>
+              <w:rPr>
+                <w:rFonts w:ascii="Arial" w:cs="Arial" w:eastAsia="Arial" w:hAnsi="Arial"/>
+                <w:b w:val="false"/>
+                <w:bCs w:val="false"/>
+                <w:i w:val="false"/>
+                <w:iCs w:val="false"/>
+                <w:color w:val="000000"/>
+                <w:sz w:val="20"/>
+                <w:szCs w:val="20"/>
+              </w:rPr>
+              <w:t xml:space="preserve">Syntax Errors - Breaking the rules of Python (code won't run):</w:t>
+            </w:r>
+            <w:r>
+              <w:rPr>
+                <w:rFonts w:ascii="Arial" w:cs="Arial" w:eastAsia="Arial" w:hAnsi="Arial"/>
+                <w:sz w:val="20"/>
+                <w:szCs w:val="20"/>
+              </w:rPr>
+              <w:br/>
+              <w:t xml:space="preserve"/>
+            </w:r>
+            <w:r>
+              <w:rPr>
+                <w:rFonts w:ascii="Arial" w:cs="Arial" w:eastAsia="Arial" w:hAnsi="Arial"/>
+                <w:sz w:val="20"/>
+                <w:szCs w:val="20"/>
+              </w:rPr>
+              <w:br/>
+              <w:t xml:space="preserve"/>
+            </w:r>
+            <w:r>
+              <w:rPr>
+                <w:rFonts w:ascii="Arial" w:cs="Arial" w:eastAsia="Arial" w:hAnsi="Arial"/>
+                <w:b/>
+                <w:bCs/>
+                <w:i w:val="false"/>
+                <w:iCs w:val="false"/>
+                <w:color w:val="000000"/>
+                <w:sz w:val="20"/>
+                <w:szCs w:val="20"/>
+              </w:rPr>
+              <w:t xml:space="preserve">Key Concepts:</w:t>
+            </w:r>
+            <w:r>
+              <w:rPr>
+                <w:rFonts w:ascii="Arial" w:cs="Arial" w:eastAsia="Arial" w:hAnsi="Arial"/>
+                <w:sz w:val="20"/>
+                <w:szCs w:val="20"/>
+              </w:rPr>
+              <w:br/>
+              <w:t xml:space="preserve"/>
+            </w:r>
+            <w:r>
+              <w:rPr>
+                <w:rFonts w:ascii="Arial" w:cs="Arial" w:eastAsia="Arial" w:hAnsi="Arial"/>
+                <w:b w:val="false"/>
+                <w:bCs w:val="false"/>
+                <w:i w:val="false"/>
+                <w:iCs w:val="false"/>
+                <w:color w:val="000000"/>
+                <w:sz w:val="20"/>
+                <w:szCs w:val="20"/>
+              </w:rPr>
+              <w:t xml:space="preserve">    • Misspelled keywords: prin("Hello") instead of print("Hello")</w:t>
+            </w:r>
+            <w:r>
+              <w:rPr>
+                <w:rFonts w:ascii="Arial" w:cs="Arial" w:eastAsia="Arial" w:hAnsi="Arial"/>
+                <w:sz w:val="20"/>
+                <w:szCs w:val="20"/>
+              </w:rPr>
+              <w:br/>
+              <w:t xml:space="preserve"/>
+            </w:r>
+            <w:r>
+              <w:rPr>
+                <w:rFonts w:ascii="Arial" w:cs="Arial" w:eastAsia="Arial" w:hAnsi="Arial"/>
+                <w:b w:val="false"/>
+                <w:bCs w:val="false"/>
+                <w:i w:val="false"/>
+                <w:iCs w:val="false"/>
+                <w:color w:val="000000"/>
+                <w:sz w:val="20"/>
+                <w:szCs w:val="20"/>
+              </w:rPr>
+              <w:t xml:space="preserve">    • Missing parentheses: print "Hello" instead of print("Hello")</w:t>
+            </w:r>
+            <w:r>
+              <w:rPr>
+                <w:rFonts w:ascii="Arial" w:cs="Arial" w:eastAsia="Arial" w:hAnsi="Arial"/>
+                <w:sz w:val="20"/>
+                <w:szCs w:val="20"/>
+              </w:rPr>
+              <w:br/>
+              <w:t xml:space="preserve"/>
+            </w:r>
+            <w:r>
+              <w:rPr>
+                <w:rFonts w:ascii="Arial" w:cs="Arial" w:eastAsia="Arial" w:hAnsi="Arial"/>
+                <w:b w:val="false"/>
+                <w:bCs w:val="false"/>
+                <w:i w:val="false"/>
+                <w:iCs w:val="false"/>
+                <w:color w:val="000000"/>
+                <w:sz w:val="20"/>
+                <w:szCs w:val="20"/>
+              </w:rPr>
+              <w:t xml:space="preserve">    • Missing quotes: print(Hello) instead of print("Hello")</w:t>
+            </w:r>
+            <w:r>
+              <w:rPr>
+                <w:rFonts w:ascii="Arial" w:cs="Arial" w:eastAsia="Arial" w:hAnsi="Arial"/>
+                <w:sz w:val="20"/>
+                <w:szCs w:val="20"/>
+              </w:rPr>
+              <w:br/>
+              <w:t xml:space="preserve"/>
+            </w:r>
+            <w:r>
+              <w:rPr>
+                <w:rFonts w:ascii="Arial" w:cs="Arial" w:eastAsia="Arial" w:hAnsi="Arial"/>
+                <w:b w:val="false"/>
+                <w:bCs w:val="false"/>
+                <w:i w:val="false"/>
+                <w:iCs w:val="false"/>
+                <w:color w:val="000000"/>
+                <w:sz w:val="20"/>
+                <w:szCs w:val="20"/>
+              </w:rPr>
+              <w:t xml:space="preserve">    • Missing colons or incorrect operators</w:t>
+            </w:r>
+            <w:r>
+              <w:rPr>
+                <w:rFonts w:ascii="Arial" w:cs="Arial" w:eastAsia="Arial" w:hAnsi="Arial"/>
+                <w:sz w:val="20"/>
+                <w:szCs w:val="20"/>
+              </w:rPr>
+              <w:br/>
+              <w:t xml:space="preserve"/>
+            </w:r>
+            <w:r>
+              <w:rPr>
+                <w:rFonts w:ascii="Arial" w:cs="Arial" w:eastAsia="Arial" w:hAnsi="Arial"/>
+                <w:b w:val="false"/>
+                <w:bCs w:val="false"/>
+                <w:i w:val="false"/>
+                <w:iCs w:val="false"/>
+                <w:color w:val="000000"/>
+                <w:sz w:val="20"/>
+                <w:szCs w:val="20"/>
+              </w:rPr>
+              <w:t xml:space="preserve">    • Trying to add a string and number: "5" + 3</w:t>
+            </w:r>
+            <w:r>
+              <w:rPr>
+                <w:rFonts w:ascii="Arial" w:cs="Arial" w:eastAsia="Arial" w:hAnsi="Arial"/>
+                <w:sz w:val="20"/>
+                <w:szCs w:val="20"/>
+              </w:rPr>
+              <w:br/>
+              <w:t xml:space="preserve"/>
+            </w:r>
+            <w:r>
+              <w:rPr>
+                <w:rFonts w:ascii="Arial" w:cs="Arial" w:eastAsia="Arial" w:hAnsi="Arial"/>
+                <w:b w:val="false"/>
+                <w:bCs w:val="false"/>
+                <w:i w:val="false"/>
+                <w:iCs w:val="false"/>
+                <w:color w:val="000000"/>
+                <w:sz w:val="20"/>
+                <w:szCs w:val="20"/>
+              </w:rPr>
+              <w:t xml:space="preserve">    • Trying to multiply a string by a float: "hello" * 2.5</w:t>
+            </w:r>
+            <w:r>
+              <w:rPr>
+                <w:rFonts w:ascii="Arial" w:cs="Arial" w:eastAsia="Arial" w:hAnsi="Arial"/>
+                <w:sz w:val="20"/>
+                <w:szCs w:val="20"/>
+              </w:rPr>
+              <w:br/>
+              <w:t xml:space="preserve"/>
+            </w:r>
+            <w:r>
+              <w:rPr>
+                <w:rFonts w:ascii="Arial" w:cs="Arial" w:eastAsia="Arial" w:hAnsi="Arial"/>
+                <w:b w:val="false"/>
+                <w:bCs w:val="false"/>
+                <w:i w:val="false"/>
+                <w:iCs w:val="false"/>
+                <w:color w:val="000000"/>
+                <w:sz w:val="20"/>
+                <w:szCs w:val="20"/>
+              </w:rPr>
+              <w:t xml:space="preserve">    • Not converting input: age = input("Age: "); print(age + 10)</w:t>
+            </w:r>
+            <w:r>
+              <w:rPr>
+                <w:rFonts w:ascii="Arial" w:cs="Arial" w:eastAsia="Arial" w:hAnsi="Arial"/>
+                <w:sz w:val="20"/>
+                <w:szCs w:val="20"/>
+              </w:rPr>
+              <w:br/>
+              <w:t xml:space="preserve"/>
+            </w:r>
+            <w:r>
+              <w:rPr>
+                <w:rFonts w:ascii="Arial" w:cs="Arial" w:eastAsia="Arial" w:hAnsi="Arial"/>
+                <w:b w:val="false"/>
+                <w:bCs w:val="false"/>
+                <w:i w:val="false"/>
+                <w:iCs w:val="false"/>
+                <w:color w:val="000000"/>
+                <w:sz w:val="20"/>
+                <w:szCs w:val="20"/>
+              </w:rPr>
+              <w:t xml:space="preserve">    • Incorrect formula: area = length + width instead of length × width</w:t>
+            </w:r>
+            <w:r>
+              <w:rPr>
+                <w:rFonts w:ascii="Arial" w:cs="Arial" w:eastAsia="Arial" w:hAnsi="Arial"/>
+                <w:sz w:val="20"/>
+                <w:szCs w:val="20"/>
+              </w:rPr>
+              <w:br/>
+              <w:t xml:space="preserve"/>
+            </w:r>
+            <w:r>
+              <w:rPr>
+                <w:rFonts w:ascii="Arial" w:cs="Arial" w:eastAsia="Arial" w:hAnsi="Arial"/>
+                <w:sz w:val="20"/>
+                <w:szCs w:val="20"/>
+              </w:rPr>
+              <w:br/>
+              <w:t xml:space="preserve"/>
+            </w:r>
+            <w:r>
+              <w:rPr>
+                <w:rFonts w:ascii="Arial" w:cs="Arial" w:eastAsia="Arial" w:hAnsi="Arial"/>
+                <w:b/>
+                <w:bCs/>
+                <w:i w:val="false"/>
+                <w:iCs w:val="false"/>
+                <w:color w:val="000000"/>
+                <w:sz w:val="20"/>
+                <w:szCs w:val="20"/>
+              </w:rPr>
+              <w:t xml:space="preserve">Vocabulary: </w:t>
+            </w:r>
+            <w:r>
+              <w:rPr>
+                <w:rFonts w:ascii="Arial" w:cs="Arial" w:eastAsia="Arial" w:hAnsi="Arial"/>
+                <w:b w:val="false"/>
+                <w:bCs w:val="false"/>
+                <w:i w:val="false"/>
+                <w:iCs w:val="false"/>
+                <w:color w:val="000000"/>
+                <w:sz w:val="20"/>
+                <w:szCs w:val="20"/>
+              </w:rPr>
+              <w:t xml:space="preserve">Syntax Errors, Type Errors, Logic Errors, Reading error messages</w:t>
+            </w:r>
+            <w:r>
+              <w:rPr>
+                <w:rFonts w:ascii="Arial" w:cs="Arial" w:eastAsia="Arial" w:hAnsi="Arial"/>
+                <w:sz w:val="20"/>
+                <w:szCs w:val="20"/>
+              </w:rPr>
+              <w:br/>
+              <w:t xml:space="preserve"/>
+            </w:r>
+            <w:r>
+              <w:rPr>
+                <w:rFonts w:ascii="Arial" w:cs="Arial" w:eastAsia="Arial" w:hAnsi="Arial"/>
+                <w:sz w:val="20"/>
+                <w:szCs w:val="20"/>
+              </w:rPr>
+              <w:br/>
+              <w:t xml:space="preserve"/>
+            </w:r>
+            <w:r>
+              <w:rPr>
+                <w:rFonts w:ascii="Arial" w:cs="Arial" w:eastAsia="Arial" w:hAnsi="Arial"/>
+                <w:b/>
+                <w:bCs/>
+                <w:i/>
+                <w:iCs/>
+                <w:color w:val="555555"/>
+                <w:sz w:val="20"/>
+                <w:szCs w:val="20"/>
+              </w:rPr>
+              <w:t xml:space="preserve">→ Live Demo — </w:t>
+            </w:r>
+            <w:r>
+              <w:rPr>
+                <w:rFonts w:ascii="Arial" w:cs="Arial" w:eastAsia="Arial" w:hAnsi="Arial"/>
+                <w:b w:val="false"/>
+                <w:bCs w:val="false"/>
+                <w:i/>
+                <w:iCs/>
+                <w:color w:val="555555"/>
+                <w:sz w:val="20"/>
+                <w:szCs w:val="20"/>
+              </w:rPr>
+              <w:t xml:space="preserve">type examples as students follow along in their own editor.</w:t>
+            </w:r>
+            <w:r>
+              <w:rPr>
+                <w:rFonts w:ascii="Arial" w:cs="Arial" w:eastAsia="Arial" w:hAnsi="Arial"/>
+                <w:sz w:val="20"/>
+                <w:szCs w:val="20"/>
+              </w:rPr>
+              <w:br/>
+              <w:t xml:space="preserve"/>
+            </w:r>
+            <w:r>
+              <w:rPr>
+                <w:rFonts w:ascii="Arial" w:cs="Arial" w:eastAsia="Arial" w:hAnsi="Arial"/>
+                <w:b/>
+                <w:bCs/>
+                <w:i/>
+                <w:iCs/>
+                <w:color w:val="555555"/>
+                <w:sz w:val="20"/>
+                <w:szCs w:val="20"/>
+              </w:rPr>
+              <w:t xml:space="preserve">→ Check for Understanding: </w:t>
+            </w:r>
+            <w:r>
+              <w:rPr>
+                <w:rFonts w:ascii="Arial" w:cs="Arial" w:eastAsia="Arial" w:hAnsi="Arial"/>
+                <w:b w:val="false"/>
+                <w:bCs w:val="false"/>
+                <w:i/>
+                <w:iCs/>
+                <w:color w:val="555555"/>
+                <w:sz w:val="20"/>
+                <w:szCs w:val="20"/>
+              </w:rPr>
+              <w:t xml:space="preserve">pause and cold-call: “Can someone explain what we just did in their own words?”</w:t>
             </w:r>
           </w:p>
         </w:tc>
@@ -377,9 +1021,9 @@
               <w:right w:val="single" w:color="CCCCCC" w:sz="1"/>
             </w:tcBorders>
             <w:tcMar>
-              <w:top w:type="dxa" w:w="60"/>
+              <w:top w:type="dxa" w:w="80"/>
               <w:left w:type="dxa" w:w="120"/>
-              <w:bottom w:type="dxa" w:w="60"/>
+              <w:bottom w:type="dxa" w:w="80"/>
               <w:right w:type="dxa" w:w="120"/>
             </w:tcMar>
           </w:tcPr>
@@ -406,20 +1050,90 @@
               <w:right w:val="single" w:color="CCCCCC" w:sz="1"/>
             </w:tcBorders>
             <w:tcMar>
-              <w:top w:type="dxa" w:w="60"/>
+              <w:top w:type="dxa" w:w="80"/>
               <w:left w:type="dxa" w:w="120"/>
-              <w:bottom w:type="dxa" w:w="60"/>
+              <w:bottom w:type="dxa" w:w="80"/>
               <w:right w:type="dxa" w:w="120"/>
             </w:tcMar>
           </w:tcPr>
           <w:p>
-            <w:r>
-              <w:rPr>
-                <w:rFonts w:ascii="Arial" w:cs="Arial" w:eastAsia="Arial" w:hAnsi="Arial"/>
-                <w:sz w:val="20"/>
-                <w:szCs w:val="20"/>
+            <w:pPr>
+              <w:spacing w:after="80" w:before="80"/>
+            </w:pPr>
+            <w:r>
+              <w:rPr>
+                <w:rFonts w:ascii="Arial" w:cs="Arial" w:eastAsia="Arial" w:hAnsi="Arial"/>
+                <w:b/>
+                <w:bCs/>
+                <w:i w:val="false"/>
+                <w:iCs w:val="false"/>
+                <w:color w:val="000000"/>
+                <w:sz w:val="22"/>
+                <w:szCs w:val="22"/>
               </w:rPr>
               <w:t xml:space="preserve">Guided Practice</w:t>
+            </w:r>
+            <w:r>
+              <w:rPr>
+                <w:rFonts w:ascii="Arial" w:cs="Arial" w:eastAsia="Arial" w:hAnsi="Arial"/>
+                <w:sz w:val="20"/>
+                <w:szCs w:val="20"/>
+              </w:rPr>
+              <w:br/>
+              <w:t xml:space="preserve"/>
+            </w:r>
+            <w:r>
+              <w:rPr>
+                <w:rFonts w:ascii="Arial" w:cs="Arial" w:eastAsia="Arial" w:hAnsi="Arial"/>
+                <w:sz w:val="20"/>
+                <w:szCs w:val="20"/>
+              </w:rPr>
+              <w:br/>
+              <w:t xml:space="preserve"/>
+            </w:r>
+            <w:r>
+              <w:rPr>
+                <w:rFonts w:ascii="Arial" w:cs="Arial" w:eastAsia="Arial" w:hAnsi="Arial"/>
+                <w:b w:val="false"/>
+                <w:bCs w:val="false"/>
+                <w:i w:val="false"/>
+                <w:iCs w:val="false"/>
+                <w:color w:val="000000"/>
+                <w:sz w:val="20"/>
+                <w:szCs w:val="20"/>
+              </w:rPr>
+              <w:t xml:space="preserve">Debug the following programs:</w:t>
+            </w:r>
+            <w:r>
+              <w:rPr>
+                <w:rFonts w:ascii="Arial" w:cs="Arial" w:eastAsia="Arial" w:hAnsi="Arial"/>
+                <w:sz w:val="20"/>
+                <w:szCs w:val="20"/>
+              </w:rPr>
+              <w:br/>
+              <w:t xml:space="preserve"/>
+            </w:r>
+            <w:r>
+              <w:rPr>
+                <w:rFonts w:ascii="Arial" w:cs="Arial" w:eastAsia="Arial" w:hAnsi="Arial"/>
+                <w:sz w:val="20"/>
+                <w:szCs w:val="20"/>
+              </w:rPr>
+              <w:br/>
+              <w:t xml:space="preserve"/>
+            </w:r>
+            <w:r>
+              <w:rPr>
+                <w:rFonts w:ascii="Arial" w:cs="Arial" w:eastAsia="Arial" w:hAnsi="Arial"/>
+                <w:b w:val="false"/>
+                <w:bCs w:val="false"/>
+                <w:i/>
+                <w:iCs/>
+                <w:color w:val="555555"/>
+                <w:sz w:val="20"/>
+                <w:szCs w:val="20"/>
+              </w:rPr>
+              <w:t xml:space="preserve">→ Teacher models — students try alongside, then compare results.</w:t>
             </w:r>
           </w:p>
         </w:tc>
@@ -435,9 +1149,9 @@
               <w:right w:val="single" w:color="CCCCCC" w:sz="1"/>
             </w:tcBorders>
             <w:tcMar>
-              <w:top w:type="dxa" w:w="60"/>
+              <w:top w:type="dxa" w:w="80"/>
               <w:left w:type="dxa" w:w="120"/>
-              <w:bottom w:type="dxa" w:w="60"/>
+              <w:bottom w:type="dxa" w:w="80"/>
               <w:right w:type="dxa" w:w="120"/>
             </w:tcMar>
           </w:tcPr>
@@ -450,7 +1164,7 @@
                 <w:sz w:val="20"/>
                 <w:szCs w:val="20"/>
               </w:rPr>
-              <w:t xml:space="preserve">15-20 min</w:t>
+              <w:t xml:space="preserve">15–20 min</w:t>
             </w:r>
           </w:p>
         </w:tc>
@@ -464,20 +1178,164 @@
               <w:right w:val="single" w:color="CCCCCC" w:sz="1"/>
             </w:tcBorders>
             <w:tcMar>
-              <w:top w:type="dxa" w:w="60"/>
+              <w:top w:type="dxa" w:w="80"/>
               <w:left w:type="dxa" w:w="120"/>
-              <w:bottom w:type="dxa" w:w="60"/>
+              <w:bottom w:type="dxa" w:w="80"/>
               <w:right w:type="dxa" w:w="120"/>
             </w:tcMar>
           </w:tcPr>
           <w:p>
-            <w:r>
-              <w:rPr>
-                <w:rFonts w:ascii="Arial" w:cs="Arial" w:eastAsia="Arial" w:hAnsi="Arial"/>
-                <w:sz w:val="20"/>
-                <w:szCs w:val="20"/>
+            <w:pPr>
+              <w:spacing w:after="80" w:before="80"/>
+            </w:pPr>
+            <w:r>
+              <w:rPr>
+                <w:rFonts w:ascii="Arial" w:cs="Arial" w:eastAsia="Arial" w:hAnsi="Arial"/>
+                <w:b/>
+                <w:bCs/>
+                <w:i w:val="false"/>
+                <w:iCs w:val="false"/>
+                <w:color w:val="000000"/>
+                <w:sz w:val="22"/>
+                <w:szCs w:val="22"/>
               </w:rPr>
               <w:t xml:space="preserve">Independent Practice / Code Along</w:t>
+            </w:r>
+            <w:r>
+              <w:rPr>
+                <w:rFonts w:ascii="Arial" w:cs="Arial" w:eastAsia="Arial" w:hAnsi="Arial"/>
+                <w:sz w:val="20"/>
+                <w:szCs w:val="20"/>
+              </w:rPr>
+              <w:br/>
+              <w:t xml:space="preserve"/>
+            </w:r>
+            <w:r>
+              <w:rPr>
+                <w:rFonts w:ascii="Arial" w:cs="Arial" w:eastAsia="Arial" w:hAnsi="Arial"/>
+                <w:b/>
+                <w:bCs/>
+                <w:i w:val="false"/>
+                <w:iCs w:val="false"/>
+                <w:color w:val="000000"/>
+                <w:sz w:val="20"/>
+                <w:szCs w:val="20"/>
+              </w:rPr>
+              <w:t xml:space="preserve">    Beginner: </w:t>
+            </w:r>
+            <w:r>
+              <w:rPr>
+                <w:rFonts w:ascii="Arial" w:cs="Arial" w:eastAsia="Arial" w:hAnsi="Arial"/>
+                <w:b w:val="false"/>
+                <w:bCs w:val="false"/>
+                <w:i w:val="false"/>
+                <w:iCs w:val="false"/>
+                <w:color w:val="000000"/>
+                <w:sz w:val="20"/>
+                <w:szCs w:val="20"/>
+              </w:rPr>
+              <w:t xml:space="preserve">Debug this code:</w:t>
+            </w:r>
+            <w:r>
+              <w:rPr>
+                <w:rFonts w:ascii="Arial" w:cs="Arial" w:eastAsia="Arial" w:hAnsi="Arial"/>
+                <w:sz w:val="20"/>
+                <w:szCs w:val="20"/>
+              </w:rPr>
+              <w:br/>
+              <w:t xml:space="preserve"/>
+            </w:r>
+            <w:r>
+              <w:rPr>
+                <w:rFonts w:ascii="Arial" w:cs="Arial" w:eastAsia="Arial" w:hAnsi="Arial"/>
+                <w:b/>
+                <w:bCs/>
+                <w:i w:val="false"/>
+                <w:iCs w:val="false"/>
+                <w:color w:val="000000"/>
+                <w:sz w:val="20"/>
+                <w:szCs w:val="20"/>
+              </w:rPr>
+              <w:t xml:space="preserve">    Intermediate: </w:t>
+            </w:r>
+            <w:r>
+              <w:rPr>
+                <w:rFonts w:ascii="Arial" w:cs="Arial" w:eastAsia="Arial" w:hAnsi="Arial"/>
+                <w:b w:val="false"/>
+                <w:bCs w:val="false"/>
+                <w:i w:val="false"/>
+                <w:iCs w:val="false"/>
+                <w:color w:val="000000"/>
+                <w:sz w:val="20"/>
+                <w:szCs w:val="20"/>
+              </w:rPr>
+              <w:t xml:space="preserve">Debug this code:</w:t>
+            </w:r>
+            <w:r>
+              <w:rPr>
+                <w:rFonts w:ascii="Arial" w:cs="Arial" w:eastAsia="Arial" w:hAnsi="Arial"/>
+                <w:sz w:val="20"/>
+                <w:szCs w:val="20"/>
+              </w:rPr>
+              <w:br/>
+              <w:t xml:space="preserve"/>
+            </w:r>
+            <w:r>
+              <w:rPr>
+                <w:rFonts w:ascii="Arial" w:cs="Arial" w:eastAsia="Arial" w:hAnsi="Arial"/>
+                <w:b/>
+                <w:bCs/>
+                <w:i w:val="false"/>
+                <w:iCs w:val="false"/>
+                <w:color w:val="000000"/>
+                <w:sz w:val="20"/>
+                <w:szCs w:val="20"/>
+              </w:rPr>
+              <w:t xml:space="preserve">    Challenge: </w:t>
+            </w:r>
+            <w:r>
+              <w:rPr>
+                <w:rFonts w:ascii="Arial" w:cs="Arial" w:eastAsia="Arial" w:hAnsi="Arial"/>
+                <w:b w:val="false"/>
+                <w:bCs w:val="false"/>
+                <w:i w:val="false"/>
+                <w:iCs w:val="false"/>
+                <w:color w:val="000000"/>
+                <w:sz w:val="20"/>
+                <w:szCs w:val="20"/>
+              </w:rPr>
+              <w:t xml:space="preserve">Debug this code: ---</w:t>
+            </w:r>
+            <w:r>
+              <w:rPr>
+                <w:rFonts w:ascii="Arial" w:cs="Arial" w:eastAsia="Arial" w:hAnsi="Arial"/>
+                <w:sz w:val="20"/>
+                <w:szCs w:val="20"/>
+              </w:rPr>
+              <w:br/>
+              <w:t xml:space="preserve"/>
+            </w:r>
+            <w:r>
+              <w:rPr>
+                <w:rFonts w:ascii="Arial" w:cs="Arial" w:eastAsia="Arial" w:hAnsi="Arial"/>
+                <w:sz w:val="20"/>
+                <w:szCs w:val="20"/>
+              </w:rPr>
+              <w:br/>
+              <w:t xml:space="preserve"/>
+            </w:r>
+            <w:r>
+              <w:rPr>
+                <w:rFonts w:ascii="Arial" w:cs="Arial" w:eastAsia="Arial" w:hAnsi="Arial"/>
+                <w:b w:val="false"/>
+                <w:bCs w:val="false"/>
+                <w:i/>
+                <w:iCs/>
+                <w:color w:val="555555"/>
+                <w:sz w:val="20"/>
+                <w:szCs w:val="20"/>
+              </w:rPr>
+              <w:t xml:space="preserve">→ Teacher circulates — offer hints, check for understanding.</w:t>
             </w:r>
           </w:p>
         </w:tc>
@@ -493,9 +1351,9 @@
               <w:right w:val="single" w:color="CCCCCC" w:sz="1"/>
             </w:tcBorders>
             <w:tcMar>
-              <w:top w:type="dxa" w:w="60"/>
+              <w:top w:type="dxa" w:w="80"/>
               <w:left w:type="dxa" w:w="120"/>
-              <w:bottom w:type="dxa" w:w="60"/>
+              <w:bottom w:type="dxa" w:w="80"/>
               <w:right w:type="dxa" w:w="120"/>
             </w:tcMar>
           </w:tcPr>
@@ -522,20 +1380,90 @@
               <w:right w:val="single" w:color="CCCCCC" w:sz="1"/>
             </w:tcBorders>
             <w:tcMar>
-              <w:top w:type="dxa" w:w="60"/>
+              <w:top w:type="dxa" w:w="80"/>
               <w:left w:type="dxa" w:w="120"/>
-              <w:bottom w:type="dxa" w:w="60"/>
+              <w:bottom w:type="dxa" w:w="80"/>
               <w:right w:type="dxa" w:w="120"/>
             </w:tcMar>
           </w:tcPr>
           <w:p>
-            <w:r>
-              <w:rPr>
-                <w:rFonts w:ascii="Arial" w:cs="Arial" w:eastAsia="Arial" w:hAnsi="Arial"/>
-                <w:sz w:val="20"/>
-                <w:szCs w:val="20"/>
+            <w:pPr>
+              <w:spacing w:after="80" w:before="80"/>
+            </w:pPr>
+            <w:r>
+              <w:rPr>
+                <w:rFonts w:ascii="Arial" w:cs="Arial" w:eastAsia="Arial" w:hAnsi="Arial"/>
+                <w:b/>
+                <w:bCs/>
+                <w:i w:val="false"/>
+                <w:iCs w:val="false"/>
+                <w:color w:val="000000"/>
+                <w:sz w:val="22"/>
+                <w:szCs w:val="22"/>
               </w:rPr>
               <w:t xml:space="preserve">Exit Ticket / Wrap-Up</w:t>
+            </w:r>
+            <w:r>
+              <w:rPr>
+                <w:rFonts w:ascii="Arial" w:cs="Arial" w:eastAsia="Arial" w:hAnsi="Arial"/>
+                <w:sz w:val="20"/>
+                <w:szCs w:val="20"/>
+              </w:rPr>
+              <w:br/>
+              <w:t xml:space="preserve"/>
+            </w:r>
+            <w:r>
+              <w:rPr>
+                <w:rFonts w:ascii="Arial" w:cs="Arial" w:eastAsia="Arial" w:hAnsi="Arial"/>
+                <w:sz w:val="20"/>
+                <w:szCs w:val="20"/>
+              </w:rPr>
+              <w:br/>
+              <w:t xml:space="preserve"/>
+            </w:r>
+            <w:r>
+              <w:rPr>
+                <w:rFonts w:ascii="Arial" w:cs="Arial" w:eastAsia="Arial" w:hAnsi="Arial"/>
+                <w:b w:val="false"/>
+                <w:bCs w:val="false"/>
+                <w:i w:val="false"/>
+                <w:iCs w:val="false"/>
+                <w:color w:val="000000"/>
+                <w:sz w:val="20"/>
+                <w:szCs w:val="20"/>
+              </w:rPr>
+              <w:t xml:space="preserve">Quick Check: Identify and fix common syntax errors and type errors in Python?</w:t>
+            </w:r>
+            <w:r>
+              <w:rPr>
+                <w:rFonts w:ascii="Arial" w:cs="Arial" w:eastAsia="Arial" w:hAnsi="Arial"/>
+                <w:sz w:val="20"/>
+                <w:szCs w:val="20"/>
+              </w:rPr>
+              <w:br/>
+              <w:t xml:space="preserve"/>
+            </w:r>
+            <w:r>
+              <w:rPr>
+                <w:rFonts w:ascii="Arial" w:cs="Arial" w:eastAsia="Arial" w:hAnsi="Arial"/>
+                <w:sz w:val="20"/>
+                <w:szCs w:val="20"/>
+              </w:rPr>
+              <w:br/>
+              <w:t xml:space="preserve"/>
+            </w:r>
+            <w:r>
+              <w:rPr>
+                <w:rFonts w:ascii="Arial" w:cs="Arial" w:eastAsia="Arial" w:hAnsi="Arial"/>
+                <w:b w:val="false"/>
+                <w:bCs w:val="false"/>
+                <w:i/>
+                <w:iCs/>
+                <w:color w:val="555555"/>
+                <w:sz w:val="20"/>
+                <w:szCs w:val="20"/>
+              </w:rPr>
+              <w:t xml:space="preserve">→ 3–2–1: Name 3 things learned, 2 new vocab words, 1 question you still have.</w:t>
             </w:r>
           </w:p>
         </w:tc>
@@ -1115,7 +2043,7 @@
                 <w:sz w:val="18"/>
                 <w:szCs w:val="18"/>
               </w:rPr>
-              <w:t xml:space="preserve"># Syntax Error Examples</w:t>
+              <w:t xml:space="preserve">print("Hello")</w:t>
             </w:r>
           </w:p>
           <w:p>
@@ -1141,33 +2069,33 @@
                 <w:sz w:val="18"/>
                 <w:szCs w:val="18"/>
               </w:rPr>
-              <w:t xml:space="preserve"># Error: Missing closing parenthesis</w:t>
-            </w:r>
-          </w:p>
-          <w:p>
-            <w:pPr>
-              <w:spacing w:after="20"/>
-            </w:pPr>
-            <w:r>
-              <w:rPr>
-                <w:rFonts w:ascii="Courier New" w:cs="Courier New" w:eastAsia="Courier New" w:hAnsi="Courier New"/>
-                <w:sz w:val="18"/>
-                <w:szCs w:val="18"/>
-              </w:rPr>
-              <w:t xml:space="preserve"># print("Hello"</w:t>
-            </w:r>
-          </w:p>
-          <w:p>
-            <w:pPr>
-              <w:spacing w:after="20"/>
-            </w:pPr>
-            <w:r>
-              <w:rPr>
-                <w:rFonts w:ascii="Courier New" w:cs="Courier New" w:eastAsia="Courier New" w:hAnsi="Courier New"/>
-                <w:sz w:val="18"/>
-                <w:szCs w:val="18"/>
-              </w:rPr>
-              <w:t xml:space="preserve"># Fix:</w:t>
+              <w:t xml:space="preserve"> </w:t>
+            </w:r>
+          </w:p>
+          <w:p>
+            <w:pPr>
+              <w:spacing w:after="20"/>
+            </w:pPr>
+            <w:r>
+              <w:rPr>
+                <w:rFonts w:ascii="Courier New" w:cs="Courier New" w:eastAsia="Courier New" w:hAnsi="Courier New"/>
+                <w:sz w:val="18"/>
+                <w:szCs w:val="18"/>
+              </w:rPr>
+              <w:t xml:space="preserve"> </w:t>
+            </w:r>
+          </w:p>
+          <w:p>
+            <w:pPr>
+              <w:spacing w:after="20"/>
+            </w:pPr>
+            <w:r>
+              <w:rPr>
+                <w:rFonts w:ascii="Courier New" w:cs="Courier New" w:eastAsia="Courier New" w:hAnsi="Courier New"/>
+                <w:sz w:val="18"/>
+                <w:szCs w:val="18"/>
+              </w:rPr>
+              <w:t xml:space="preserve"> </w:t>
             </w:r>
           </w:p>
           <w:p>
@@ -1206,33 +2134,33 @@
                 <w:sz w:val="18"/>
                 <w:szCs w:val="18"/>
               </w:rPr>
-              <w:t xml:space="preserve"># Error: Misspelled function</w:t>
-            </w:r>
-          </w:p>
-          <w:p>
-            <w:pPr>
-              <w:spacing w:after="20"/>
-            </w:pPr>
-            <w:r>
-              <w:rPr>
-                <w:rFonts w:ascii="Courier New" w:cs="Courier New" w:eastAsia="Courier New" w:hAnsi="Courier New"/>
-                <w:sz w:val="18"/>
-                <w:szCs w:val="18"/>
-              </w:rPr>
-              <w:t xml:space="preserve"># Print("Hello")</w:t>
-            </w:r>
-          </w:p>
-          <w:p>
-            <w:pPr>
-              <w:spacing w:after="20"/>
-            </w:pPr>
-            <w:r>
-              <w:rPr>
-                <w:rFonts w:ascii="Courier New" w:cs="Courier New" w:eastAsia="Courier New" w:hAnsi="Courier New"/>
-                <w:sz w:val="18"/>
-                <w:szCs w:val="18"/>
-              </w:rPr>
-              <w:t xml:space="preserve"># Fix:</w:t>
+              <w:t xml:space="preserve"> </w:t>
+            </w:r>
+          </w:p>
+          <w:p>
+            <w:pPr>
+              <w:spacing w:after="20"/>
+            </w:pPr>
+            <w:r>
+              <w:rPr>
+                <w:rFonts w:ascii="Courier New" w:cs="Courier New" w:eastAsia="Courier New" w:hAnsi="Courier New"/>
+                <w:sz w:val="18"/>
+                <w:szCs w:val="18"/>
+              </w:rPr>
+              <w:t xml:space="preserve"> </w:t>
+            </w:r>
+          </w:p>
+          <w:p>
+            <w:pPr>
+              <w:spacing w:after="20"/>
+            </w:pPr>
+            <w:r>
+              <w:rPr>
+                <w:rFonts w:ascii="Courier New" w:cs="Courier New" w:eastAsia="Courier New" w:hAnsi="Courier New"/>
+                <w:sz w:val="18"/>
+                <w:szCs w:val="18"/>
+              </w:rPr>
+              <w:t xml:space="preserve"> </w:t>
             </w:r>
           </w:p>
           <w:p>
@@ -1271,58 +2199,6 @@
                 <w:sz w:val="18"/>
                 <w:szCs w:val="18"/>
               </w:rPr>
-              <w:t xml:space="preserve"># Error: Missing quotes</w:t>
-            </w:r>
-          </w:p>
-          <w:p>
-            <w:pPr>
-              <w:spacing w:after="20"/>
-            </w:pPr>
-            <w:r>
-              <w:rPr>
-                <w:rFonts w:ascii="Courier New" w:cs="Courier New" w:eastAsia="Courier New" w:hAnsi="Courier New"/>
-                <w:sz w:val="18"/>
-                <w:szCs w:val="18"/>
-              </w:rPr>
-              <w:t xml:space="preserve"># print(Hello)</w:t>
-            </w:r>
-          </w:p>
-          <w:p>
-            <w:pPr>
-              <w:spacing w:after="20"/>
-            </w:pPr>
-            <w:r>
-              <w:rPr>
-                <w:rFonts w:ascii="Courier New" w:cs="Courier New" w:eastAsia="Courier New" w:hAnsi="Courier New"/>
-                <w:sz w:val="18"/>
-                <w:szCs w:val="18"/>
-              </w:rPr>
-              <w:t xml:space="preserve"># Fix:</w:t>
-            </w:r>
-          </w:p>
-          <w:p>
-            <w:pPr>
-              <w:spacing w:after="20"/>
-            </w:pPr>
-            <w:r>
-              <w:rPr>
-                <w:rFonts w:ascii="Courier New" w:cs="Courier New" w:eastAsia="Courier New" w:hAnsi="Courier New"/>
-                <w:sz w:val="18"/>
-                <w:szCs w:val="18"/>
-              </w:rPr>
-              <w:t xml:space="preserve">print("Hello")</w:t>
-            </w:r>
-          </w:p>
-          <w:p>
-            <w:pPr>
-              <w:spacing w:after="20"/>
-            </w:pPr>
-            <w:r>
-              <w:rPr>
-                <w:rFonts w:ascii="Courier New" w:cs="Courier New" w:eastAsia="Courier New" w:hAnsi="Courier New"/>
-                <w:sz w:val="18"/>
-                <w:szCs w:val="18"/>
-              </w:rPr>
               <w:t xml:space="preserve"> </w:t>
             </w:r>
           </w:p>
@@ -1336,46 +2212,33 @@
                 <w:sz w:val="18"/>
                 <w:szCs w:val="18"/>
               </w:rPr>
-              <w:t xml:space="preserve"># Type Error Example</w:t>
-            </w:r>
-          </w:p>
-          <w:p>
-            <w:pPr>
-              <w:spacing w:after="20"/>
-            </w:pPr>
-            <w:r>
-              <w:rPr>
-                <w:rFonts w:ascii="Courier New" w:cs="Courier New" w:eastAsia="Courier New" w:hAnsi="Courier New"/>
-                <w:sz w:val="18"/>
-                <w:szCs w:val="18"/>
-              </w:rPr>
-              <w:t xml:space="preserve"># age = input("Age: ")</w:t>
-            </w:r>
-          </w:p>
-          <w:p>
-            <w:pPr>
-              <w:spacing w:after="20"/>
-            </w:pPr>
-            <w:r>
-              <w:rPr>
-                <w:rFonts w:ascii="Courier New" w:cs="Courier New" w:eastAsia="Courier New" w:hAnsi="Courier New"/>
-                <w:sz w:val="18"/>
-                <w:szCs w:val="18"/>
-              </w:rPr>
-              <w:t xml:space="preserve"># print(age + 10)  # Can't add string to int!</w:t>
-            </w:r>
-          </w:p>
-          <w:p>
-            <w:pPr>
-              <w:spacing w:after="20"/>
-            </w:pPr>
-            <w:r>
-              <w:rPr>
-                <w:rFonts w:ascii="Courier New" w:cs="Courier New" w:eastAsia="Courier New" w:hAnsi="Courier New"/>
-                <w:sz w:val="18"/>
-                <w:szCs w:val="18"/>
-              </w:rPr>
-              <w:t xml:space="preserve"># Fix:</w:t>
+              <w:t xml:space="preserve"> </w:t>
+            </w:r>
+          </w:p>
+          <w:p>
+            <w:pPr>
+              <w:spacing w:after="20"/>
+            </w:pPr>
+            <w:r>
+              <w:rPr>
+                <w:rFonts w:ascii="Courier New" w:cs="Courier New" w:eastAsia="Courier New" w:hAnsi="Courier New"/>
+                <w:sz w:val="18"/>
+                <w:szCs w:val="18"/>
+              </w:rPr>
+              <w:t xml:space="preserve"> </w:t>
+            </w:r>
+          </w:p>
+          <w:p>
+            <w:pPr>
+              <w:spacing w:after="20"/>
+            </w:pPr>
+            <w:r>
+              <w:rPr>
+                <w:rFonts w:ascii="Courier New" w:cs="Courier New" w:eastAsia="Courier New" w:hAnsi="Courier New"/>
+                <w:sz w:val="18"/>
+                <w:szCs w:val="18"/>
+              </w:rPr>
+              <w:t xml:space="preserve"> </w:t>
             </w:r>
           </w:p>
           <w:p>
@@ -1427,59 +2290,59 @@
                 <w:sz w:val="18"/>
                 <w:szCs w:val="18"/>
               </w:rPr>
-              <w:t xml:space="preserve"># Logic Error Example</w:t>
-            </w:r>
-          </w:p>
-          <w:p>
-            <w:pPr>
-              <w:spacing w:after="20"/>
-            </w:pPr>
-            <w:r>
-              <w:rPr>
-                <w:rFonts w:ascii="Courier New" w:cs="Courier New" w:eastAsia="Courier New" w:hAnsi="Courier New"/>
-                <w:sz w:val="18"/>
-                <w:szCs w:val="18"/>
-              </w:rPr>
-              <w:t xml:space="preserve"># length = 5</w:t>
-            </w:r>
-          </w:p>
-          <w:p>
-            <w:pPr>
-              <w:spacing w:after="20"/>
-            </w:pPr>
-            <w:r>
-              <w:rPr>
-                <w:rFonts w:ascii="Courier New" w:cs="Courier New" w:eastAsia="Courier New" w:hAnsi="Courier New"/>
-                <w:sz w:val="18"/>
-                <w:szCs w:val="18"/>
-              </w:rPr>
-              <w:t xml:space="preserve"># width = 3</w:t>
-            </w:r>
-          </w:p>
-          <w:p>
-            <w:pPr>
-              <w:spacing w:after="20"/>
-            </w:pPr>
-            <w:r>
-              <w:rPr>
-                <w:rFonts w:ascii="Courier New" w:cs="Courier New" w:eastAsia="Courier New" w:hAnsi="Courier New"/>
-                <w:sz w:val="18"/>
-                <w:szCs w:val="18"/>
-              </w:rPr>
-              <w:t xml:space="preserve"># area = length + width  # Should be multiplication!</w:t>
-            </w:r>
-          </w:p>
-          <w:p>
-            <w:pPr>
-              <w:spacing w:after="20"/>
-            </w:pPr>
-            <w:r>
-              <w:rPr>
-                <w:rFonts w:ascii="Courier New" w:cs="Courier New" w:eastAsia="Courier New" w:hAnsi="Courier New"/>
-                <w:sz w:val="18"/>
-                <w:szCs w:val="18"/>
-              </w:rPr>
-              <w:t xml:space="preserve"># Fix:</w:t>
+              <w:t xml:space="preserve"> </w:t>
+            </w:r>
+          </w:p>
+          <w:p>
+            <w:pPr>
+              <w:spacing w:after="20"/>
+            </w:pPr>
+            <w:r>
+              <w:rPr>
+                <w:rFonts w:ascii="Courier New" w:cs="Courier New" w:eastAsia="Courier New" w:hAnsi="Courier New"/>
+                <w:sz w:val="18"/>
+                <w:szCs w:val="18"/>
+              </w:rPr>
+              <w:t xml:space="preserve"> </w:t>
+            </w:r>
+          </w:p>
+          <w:p>
+            <w:pPr>
+              <w:spacing w:after="20"/>
+            </w:pPr>
+            <w:r>
+              <w:rPr>
+                <w:rFonts w:ascii="Courier New" w:cs="Courier New" w:eastAsia="Courier New" w:hAnsi="Courier New"/>
+                <w:sz w:val="18"/>
+                <w:szCs w:val="18"/>
+              </w:rPr>
+              <w:t xml:space="preserve"> </w:t>
+            </w:r>
+          </w:p>
+          <w:p>
+            <w:pPr>
+              <w:spacing w:after="20"/>
+            </w:pPr>
+            <w:r>
+              <w:rPr>
+                <w:rFonts w:ascii="Courier New" w:cs="Courier New" w:eastAsia="Courier New" w:hAnsi="Courier New"/>
+                <w:sz w:val="18"/>
+                <w:szCs w:val="18"/>
+              </w:rPr>
+              <w:t xml:space="preserve"> </w:t>
+            </w:r>
+          </w:p>
+          <w:p>
+            <w:pPr>
+              <w:spacing w:after="20"/>
+            </w:pPr>
+            <w:r>
+              <w:rPr>
+                <w:rFonts w:ascii="Courier New" w:cs="Courier New" w:eastAsia="Courier New" w:hAnsi="Courier New"/>
+                <w:sz w:val="18"/>
+                <w:szCs w:val="18"/>
+              </w:rPr>
+              <w:t xml:space="preserve"> </w:t>
             </w:r>
           </w:p>
           <w:p>
@@ -1825,19 +2688,6 @@
                 <w:sz w:val="18"/>
                 <w:szCs w:val="18"/>
               </w:rPr>
-              <w:t xml:space="preserve"># Problem 1 Fixed</w:t>
-            </w:r>
-          </w:p>
-          <w:p>
-            <w:pPr>
-              <w:spacing w:after="20"/>
-            </w:pPr>
-            <w:r>
-              <w:rPr>
-                <w:rFonts w:ascii="Courier New" w:cs="Courier New" w:eastAsia="Courier New" w:hAnsi="Courier New"/>
-                <w:sz w:val="18"/>
-                <w:szCs w:val="18"/>
-              </w:rPr>
               <w:t xml:space="preserve">name = input("What is your name? ")</w:t>
             </w:r>
           </w:p>
@@ -1890,7 +2740,7 @@
                 <w:sz w:val="18"/>
                 <w:szCs w:val="18"/>
               </w:rPr>
-              <w:t xml:space="preserve"># Problem 2 Fixed</w:t>
+              <w:t xml:space="preserve"> </w:t>
             </w:r>
           </w:p>
           <w:p>
@@ -1968,7 +2818,7 @@
                 <w:sz w:val="18"/>
                 <w:szCs w:val="18"/>
               </w:rPr>
-              <w:t xml:space="preserve"># Problem 3 Fixed</w:t>
+              <w:t xml:space="preserve"> </w:t>
             </w:r>
           </w:p>
           <w:p>

--- a/Coding 1 - year/Unit 1 - Intro to Programming/Daily Lesson Plans/Word/Day 17.docx
+++ b/Coding 1 - year/Unit 1 - Intro to Programming/Daily Lesson Plans/Word/Day 17.docx
@@ -380,7 +380,7 @@
                 <w:sz w:val="20"/>
                 <w:szCs w:val="20"/>
               </w:rPr>
-              <w:t xml:space="preserve">    Can you identify and fix common syntax errors and type errors in Python?</w:t>
+              <w:t xml:space="preserve">    Look at the examples on the board. Can you spot which ones show and fix common syntax errors and type errors in Python? What clues helped you decide?</w:t>
             </w:r>
             <w:r>
               <w:rPr>
@@ -477,7 +477,7 @@
                 <w:sz w:val="20"/>
                 <w:szCs w:val="20"/>
               </w:rPr>
-              <w:t xml:space="preserve">Today's Goal: By the end of class you will be able to identify and fix common syntax errors and type errors in Python.</w:t>
+              <w:t xml:space="preserve">Today’s Goal: By the end of class you will be able to identify and fix common syntax errors and type errors in Python.</w:t>
             </w:r>
             <w:r>
               <w:rPr>
@@ -1432,7 +1432,7 @@
                 <w:sz w:val="20"/>
                 <w:szCs w:val="20"/>
               </w:rPr>
-              <w:t xml:space="preserve">Quick Check: Identify and fix common syntax errors and type errors in Python?</w:t>
+              <w:t xml:space="preserve">Define and fix common syntax errors in your own words and give one example of how it's used in code.</w:t>
             </w:r>
             <w:r>
               <w:rPr>
